--- a/acts-sermons/docx/20_2027-02-28_말씀사역과섬김의질서_행6장1-7절.docx
+++ b/acts-sermons/docx/20_2027-02-28_말씀사역과섬김의질서_행6장1-7절.docx
@@ -750,33 +750,33 @@
           <w:sz w:val="24"/>
           <w:szCs w:val="24"/>
         </w:rPr>
-        <w:t xml:space="preserve">17세기 영국에서 신대륙으로 건너간 청교도 목사 존 엘리엇은 매사추세츠의 록스베리 교회를 섬기면서, 그 지역 원주민들에게 복음을 전하는 일에 평생을 바쳤습니다. 그는 원주민의 언어를 배우는 데 오랜 시간을 들였습니다. 그 언어에는 글자가 없었기 때문에 그는 소리를 글자로 옮기는 일부터 시작해야 했습니다.</w:t>
-      </w:r>
-    </w:p>
-    <w:p>
-      <w:pPr>
-        <w:spacing w:after="160" w:line="360"/>
-      </w:pPr>
-      <w:r>
-        <w:rPr>
-          <w:rFonts w:ascii="맑은 고딕" w:cs="맑은 고딕" w:eastAsia="맑은 고딕" w:hAnsi="맑은 고딕"/>
-          <w:sz w:val="24"/>
-          <w:szCs w:val="24"/>
-        </w:rPr>
-        <w:t xml:space="preserve">엘리엇은 원주민들이 하나님의 말씀을 자기 언어로 읽어야 한다고 확신했습니다. 그는 오랜 수고 끝에 성경 전체를 그들의 언어로 번역했고, 이 성경은 1663년에 출판되었습니다. 아메리카 대륙에서 인쇄된 최초의 완역 성경이 영어 성경이 아니라 원주민 언어 성경이었다는 사실은 많은 사람을 놀라게 합니다.</w:t>
-      </w:r>
-    </w:p>
-    <w:p>
-      <w:pPr>
-        <w:spacing w:after="160" w:line="360"/>
-      </w:pPr>
-      <w:r>
-        <w:rPr>
-          <w:rFonts w:ascii="맑은 고딕" w:cs="맑은 고딕" w:eastAsia="맑은 고딕" w:hAnsi="맑은 고딕"/>
-          <w:sz w:val="24"/>
-          <w:szCs w:val="24"/>
-        </w:rPr>
-        <w:t xml:space="preserve">엘리엇은 원주민들의 삶을 돕는 일에도 힘썼지만, 그 모든 일의 중심에 말씀을 두었습니다. 그는 말씀이 사람을 바꾸고 공동체를 세운다는 것을 알았습니다. 교회의 모든 섬김이 아무리 중요해도, 말씀 사역이 그 중심에서 밀려나면 안 된다는 것을 그의 생애가 보여 줍니다.</w:t>
+        <w:t xml:space="preserve">1859년 6월, 스위스 제네바의 사업가 앙리 뒤낭은 사업 문제로 나폴레옹 3세를 만나려고 북이탈리아로 가다가 솔페리노 전투가 막 끝난 현장을 지나게 되었습니다. 하루의 전투로 수만 명의 사상자가 들판에 쓰러져 있었습니다. 뒤낭은 근처 마을 카스틸리오네의 교회에 모인 부상병들을 돌보기 시작했습니다. 마을 여인들과 함께 어느 나라 군인이든 가리지 않고 물을 먹이고 상처를 싸맸습니다.</w:t>
+      </w:r>
+    </w:p>
+    <w:p>
+      <w:pPr>
+        <w:spacing w:after="160" w:line="360"/>
+      </w:pPr>
+      <w:r>
+        <w:rPr>
+          <w:rFonts w:ascii="맑은 고딕" w:cs="맑은 고딕" w:eastAsia="맑은 고딕" w:hAnsi="맑은 고딕"/>
+          <w:sz w:val="24"/>
+          <w:szCs w:val="24"/>
+        </w:rPr>
+        <w:t xml:space="preserve">그러나 뒤낭은 몇 사람의 선한 마음만으로는 부족하다는 것을 깨달았습니다. 그는 『솔페리노의 회상』이라는 책을 써서 유럽에 호소했고, 1863년 제네바에서 다섯 사람의 위원회가 모여 오늘날 국제적십자위원회의 출발점이 되었습니다. 이듬해에는 전쟁 부상자를 보호하는 첫 제네바 협약이 맺어졌습니다. 그 후 적십자는 세계적인 조직이 되었지만, 처음 세운 중심, 곧 어느 편이든 상처 입은 사람을 돌본다는 원칙은 지금까지 지켜지고 있습니다.</w:t>
+      </w:r>
+    </w:p>
+    <w:p>
+      <w:pPr>
+        <w:spacing w:after="160" w:line="360"/>
+      </w:pPr>
+      <w:r>
+        <w:rPr>
+          <w:rFonts w:ascii="맑은 고딕" w:cs="맑은 고딕" w:eastAsia="맑은 고딕" w:hAnsi="맑은 고딕"/>
+          <w:sz w:val="24"/>
+          <w:szCs w:val="24"/>
+        </w:rPr>
+        <w:t xml:space="preserve">조직이 커지고 일이 많아질수록 처음의 중심을 잃기 쉽습니다. 적십자가 오늘까지 존재 이유를 지켜 온 것은 해야 할 많은 일 가운데 무엇이 중심인지를 붙들었기 때문입니다. 교회도 그렇습니다. 교회의 중심은 기도와 말씀입니다. 섬길 일이 아무리 많아져도 그 중심이 밀려나면 교회는 교회다움을 잃습니다.</w:t>
       </w:r>
     </w:p>
     <w:p>
@@ -1016,33 +1016,33 @@
           <w:sz w:val="24"/>
           <w:szCs w:val="24"/>
         </w:rPr>
-        <w:t xml:space="preserve">출애굽기 31장에서 하나님은 성막을 지을 일꾼을 부르셨습니다. 하나님은 모세에게 말씀하셨습니다. “내가 유다 지파 훌의 손자요 우리의 아들인 브살렐을 지명하여 부르고 하나님의 영을 그에게 충만하게 하여 지혜와 총명과 지식과 여러 가지 재주로 정교한 일을 연구하여 금과 은과 놋으로 만들게 하며”(출 31:2-4).</w:t>
-      </w:r>
-    </w:p>
-    <w:p>
-      <w:pPr>
-        <w:spacing w:after="160" w:line="360"/>
-      </w:pPr>
-      <w:r>
-        <w:rPr>
-          <w:rFonts w:ascii="맑은 고딕" w:cs="맑은 고딕" w:eastAsia="맑은 고딕" w:hAnsi="맑은 고딕"/>
-          <w:sz w:val="24"/>
-          <w:szCs w:val="24"/>
-        </w:rPr>
-        <w:t xml:space="preserve">브살렐은 제사장도 선지자도 아니었습니다. 그는 금속을 다루고 보석을 깎고 나무를 새기는 장인이었습니다. 그런데 성경은 그를 하나님의 영으로 충만한 사람이라고 소개합니다. 하나님은 망치와 끌을 든 손에도 당신의 영을 부어 주셨습니다. 하나님은 또 단 지파의 오홀리압을 함께 세우셨고, 마음이 지혜로운 모든 자에게 지혜를 주셨습니다.</w:t>
-      </w:r>
-    </w:p>
-    <w:p>
-      <w:pPr>
-        <w:spacing w:after="160" w:line="360"/>
-      </w:pPr>
-      <w:r>
-        <w:rPr>
-          <w:rFonts w:ascii="맑은 고딕" w:cs="맑은 고딕" w:eastAsia="맑은 고딕" w:hAnsi="맑은 고딕"/>
-          <w:sz w:val="24"/>
-          <w:szCs w:val="24"/>
-        </w:rPr>
-        <w:t xml:space="preserve">성막은 제사장 혼자 세울 수 없었습니다. 손으로 섬기는 수많은 일꾼이 각자의 자리에서 성령의 은사로 섬겼을 때 하나님이 거하실 처소가 완성되었습니다. 교회도 마찬가지입니다. 말씀을 전하는 사람과 손으로 섬기는 사람이 모두 성령으로 충만할 때 하나님의 집이 세워집니다.</w:t>
+        <w:t xml:space="preserve">로마서 16장은 바울이 로마 교회에 문안하는 이름들로 가득합니다. 그런데 그 긴 목록의 맨 처음에 한 여성 성도가 나옵니다. “내가 겐그레아 교회의 일꾼으로 있는 우리 자매 뵈뵈를 너희에게 추천하노니”(롬 16:1). 겐그레아는 고린도 가까이에 있는 항구 도시였습니다. 여기서 ‘일꾼’으로 번역된 말은 섬기는 사람을 뜻하는 말로, 사도행전 6장의 ‘구제’와 ‘접대’, 그리고 ‘말씀 사역’의 ‘사역’과 같은 뿌리에서 나온 단어입니다.</w:t>
+      </w:r>
+    </w:p>
+    <w:p>
+      <w:pPr>
+        <w:spacing w:after="160" w:line="360"/>
+      </w:pPr>
+      <w:r>
+        <w:rPr>
+          <w:rFonts w:ascii="맑은 고딕" w:cs="맑은 고딕" w:eastAsia="맑은 고딕" w:hAnsi="맑은 고딕"/>
+          <w:sz w:val="24"/>
+          <w:szCs w:val="24"/>
+        </w:rPr>
+        <w:t xml:space="preserve">바울은 뵈뵈가 여러 사람과 바울 자신의 보호자가 되었다고 말합니다. 그녀는 자기의 시간과 재물을 들여 성도들을 돌보고 사역자들을 도운 사람이었습니다. 그래서 바울은 로마 교회에게 그녀를 주 안에서 성도들의 합당한 예절로 영접하고 무엇이든지 그에게 소용되는 바를 도와주라고 부탁했습니다. 많은 학자는 바로 이 뵈뵈가 로마서를 들고 로마까지 갔을 것으로 봅니다.</w:t>
+      </w:r>
+    </w:p>
+    <w:p>
+      <w:pPr>
+        <w:spacing w:after="160" w:line="360"/>
+      </w:pPr>
+      <w:r>
+        <w:rPr>
+          <w:rFonts w:ascii="맑은 고딕" w:cs="맑은 고딕" w:eastAsia="맑은 고딕" w:hAnsi="맑은 고딕"/>
+          <w:sz w:val="24"/>
+          <w:szCs w:val="24"/>
+        </w:rPr>
+        <w:t xml:space="preserve">생각해 보십시오. 교회 역사에서 가장 귀한 복음의 편지가 한 섬기는 자매의 손에 들려 바다를 건넜을 것입니다. 바울은 말씀을 썼고, 뵈뵈는 섬김으로 그 말씀의 길을 열었습니다. 말씀 사역과 섬김은 서로 경쟁하는 것이 아니라 함께 복음을 전진시킵니다. 성령 충만한 일꾼이 자기 자리에서 섬길 때 하나님의 말씀은 더 멀리, 더 왕성하게 퍼져 나갑니다.</w:t>
       </w:r>
     </w:p>
     <w:p>
@@ -1144,7 +1144,7 @@
           <w:sz w:val="24"/>
           <w:szCs w:val="24"/>
         </w:rPr>
-        <w:t xml:space="preserve">사랑하는 성도 여러분, 교회의 섬김에는 작은 일이 없습니다. 주차 안내, 식당 봉사, 차량 운행, 교회 청소, 새가족 안내, 구제와 심방, 이 모든 일이 성령 충만해야 할 수 있는 영적인 일입니다. 혹시 ‘나는 말을 잘 못하니까’, ‘나는 가르칠 줄 모르니까’ 하며 교회 일에서 한 발 물러서 있지는 않습니까? 하나님은 브살렐처럼 여러분의 손에도 성령의 은사를 주셨습니다.</w:t>
+        <w:t xml:space="preserve">사랑하는 성도 여러분, 교회의 섬김에는 작은 일이 없습니다. 주차 안내, 식당 봉사, 차량 운행, 교회 청소, 새가족 안내, 구제와 심방, 이 모든 일이 성령 충만해야 할 수 있는 영적인 일입니다. 혹시 ‘나는 말을 잘 못하니까’, ‘나는 가르칠 줄 모르니까’ 하며 교회 일에서 한 발 물러서 있지는 않습니까? 하나님은 뵈뵈처럼 여러분의 손에도 섬김의 은사를 주셨습니다.</w:t>
       </w:r>
     </w:p>
     <w:p>
@@ -1211,7 +1211,7 @@
           <w:sz w:val="24"/>
           <w:szCs w:val="24"/>
         </w:rPr>
-        <w:t xml:space="preserve">오늘 우리는 말씀 사역과 섬김의 질서에 대해 묵상했습니다. 첫째, 교회는 공동체 안의 소외와 원망을 외면하지 않고 정직하게 다룹니다. 둘째, 교회는 기도와 말씀 사역을 결코 제쳐 놓지 않습니다. 셋째, 성령 충만한 일꾼이 섬길 때 하나님의 말씀이 왕성해집니다. 고린도 교회는 가난한 자를 소외시켜 책망을 받았고, 모세는 이드로의 조언으로 일을 나누어 본연의 사명에 집중했으며, 브살렐은 성령 충만한 손으로 성막을 지었습니다.</w:t>
+        <w:t xml:space="preserve">오늘 우리는 말씀 사역과 섬김의 질서에 대해 묵상했습니다. 첫째, 교회는 공동체 안의 소외와 원망을 외면하지 않고 정직하게 다룹니다. 둘째, 교회는 기도와 말씀 사역을 결코 제쳐 놓지 않습니다. 셋째, 성령 충만한 일꾼이 섬길 때 하나님의 말씀이 왕성해집니다. 고린도 교회는 가난한 자를 소외시켜 책망을 받았고, 모세는 이드로의 조언으로 일을 나누어 본연의 사명에 집중했으며, 뵈뵈는 겐그레아 교회의 일꾼으로 사도와 성도들을 섬겨 복음의 길을 열었습니다.</w:t>
       </w:r>
     </w:p>
     <w:p>
